--- a/Reportes/FC_GarantiaP_OP.docx
+++ b/Reportes/FC_GarantiaP_OP.docx
@@ -29,57 +29,19 @@
           <w:sz w:val="20"/>
           <w:szCs w:val="20"/>
         </w:rPr>
-        <w:t>10% DE LA PROPUESTA, SIN EXCEDER DE B</w:t>
-      </w:r>
-      <w:proofErr w:type="gramStart"/>
+        <w:t>10% DE LA PROPUESTA, SIN EXCEDER DE B/.{custom.Suma</w:t>
+      </w:r>
       <w:r>
         <w:rPr>
           <w:rFonts w:ascii="Arial" w:hAnsi="Arial" w:cs="Arial"/>
           <w:b/>
           <w:bCs/>
+          <w:vanish/>
           <w:color w:val="000000"/>
           <w:sz w:val="20"/>
           <w:szCs w:val="20"/>
         </w:rPr>
-        <w:t>/.{</w:t>
-      </w:r>
-      <w:proofErr w:type="spellStart"/>
-      <w:proofErr w:type="gramEnd"/>
-      <w:r>
-        <w:rPr>
-          <w:rFonts w:ascii="Arial" w:hAnsi="Arial" w:cs="Arial"/>
-          <w:b/>
-          <w:bCs/>
-          <w:color w:val="000000"/>
-          <w:sz w:val="20"/>
-          <w:szCs w:val="20"/>
-        </w:rPr>
-        <w:t>custom.Suma</w:t>
-      </w:r>
-      <w:proofErr w:type="spellEnd"/>
-      <w:r>
-        <w:rPr>
-          <w:rFonts w:ascii="Arial" w:hAnsi="Arial" w:cs="Arial"/>
-          <w:b/>
-          <w:bCs/>
-          <w:vanish/>
-          <w:color w:val="000000"/>
-          <w:sz w:val="20"/>
-          <w:szCs w:val="20"/>
-        </w:rPr>
-        <w:t>1</w:t>
-      </w:r>
-      <w:r>
-        <w:rPr>
-          <w:rFonts w:ascii="Arial" w:hAnsi="Arial" w:cs="Arial"/>
-          <w:b/>
-          <w:bCs/>
-          <w:vanish/>
-          <w:color w:val="000000"/>
-          <w:sz w:val="20"/>
-          <w:szCs w:val="20"/>
-        </w:rPr>
-        <w:t>custom.</w:t>
+        <w:t>1custom.</w:t>
       </w:r>
       <w:r>
         <w:rPr>
@@ -144,33 +106,7 @@
           <w:sz w:val="19"/>
           <w:szCs w:val="24"/>
         </w:rPr>
-        <w:t>{</w:t>
-      </w:r>
-      <w:proofErr w:type="spellStart"/>
-      <w:proofErr w:type="gramStart"/>
-      <w:r>
-        <w:rPr>
-          <w:rFonts w:ascii="Arial" w:eastAsia="Times New Roman" w:hAnsi="Arial" w:cs="Arial"/>
-          <w:b/>
-          <w:color w:val="000000"/>
-          <w:kern w:val="2"/>
-          <w:sz w:val="19"/>
-          <w:szCs w:val="24"/>
-        </w:rPr>
-        <w:t>custom.NumeroFianza</w:t>
-      </w:r>
-      <w:proofErr w:type="spellEnd"/>
-      <w:proofErr w:type="gramEnd"/>
-      <w:r>
-        <w:rPr>
-          <w:rFonts w:ascii="Arial" w:eastAsia="Times New Roman" w:hAnsi="Arial" w:cs="Arial"/>
-          <w:b/>
-          <w:color w:val="000000"/>
-          <w:kern w:val="2"/>
-          <w:sz w:val="19"/>
-          <w:szCs w:val="24"/>
-        </w:rPr>
-        <w:t>}</w:t>
+        <w:t>{custom.NumeroFianza}</w:t>
       </w:r>
     </w:p>
     <w:p>
@@ -224,33 +160,7 @@
           <w:sz w:val="19"/>
           <w:szCs w:val="24"/>
         </w:rPr>
-        <w:t>{</w:t>
-      </w:r>
-      <w:proofErr w:type="spellStart"/>
-      <w:proofErr w:type="gramStart"/>
-      <w:r>
-        <w:rPr>
-          <w:rFonts w:ascii="Arial" w:eastAsia="Times New Roman" w:hAnsi="Arial" w:cs="Arial"/>
-          <w:b/>
-          <w:color w:val="000000"/>
-          <w:kern w:val="2"/>
-          <w:sz w:val="19"/>
-          <w:szCs w:val="24"/>
-        </w:rPr>
-        <w:t>custom.Tenedor</w:t>
-      </w:r>
-      <w:proofErr w:type="spellEnd"/>
-      <w:proofErr w:type="gramEnd"/>
-      <w:r>
-        <w:rPr>
-          <w:rFonts w:ascii="Arial" w:eastAsia="Times New Roman" w:hAnsi="Arial" w:cs="Arial"/>
-          <w:b/>
-          <w:color w:val="000000"/>
-          <w:kern w:val="2"/>
-          <w:sz w:val="19"/>
-          <w:szCs w:val="24"/>
-        </w:rPr>
-        <w:t>}</w:t>
+        <w:t>{custom.Tenedor}</w:t>
       </w:r>
     </w:p>
     <w:p>
@@ -304,33 +214,7 @@
           <w:sz w:val="19"/>
           <w:szCs w:val="24"/>
         </w:rPr>
-        <w:t>{</w:t>
-      </w:r>
-      <w:proofErr w:type="spellStart"/>
-      <w:proofErr w:type="gramStart"/>
-      <w:r>
-        <w:rPr>
-          <w:rFonts w:ascii="Arial" w:eastAsia="Times New Roman" w:hAnsi="Arial" w:cs="Arial"/>
-          <w:b/>
-          <w:color w:val="000000"/>
-          <w:kern w:val="2"/>
-          <w:sz w:val="19"/>
-          <w:szCs w:val="24"/>
-        </w:rPr>
-        <w:t>custom.Descripcion</w:t>
-      </w:r>
-      <w:proofErr w:type="spellEnd"/>
-      <w:proofErr w:type="gramEnd"/>
-      <w:r>
-        <w:rPr>
-          <w:rFonts w:ascii="Arial" w:eastAsia="Times New Roman" w:hAnsi="Arial" w:cs="Arial"/>
-          <w:b/>
-          <w:color w:val="000000"/>
-          <w:kern w:val="2"/>
-          <w:sz w:val="19"/>
-          <w:szCs w:val="24"/>
-        </w:rPr>
-        <w:t>}</w:t>
+        <w:t>{custom.Descripcion}</w:t>
       </w:r>
     </w:p>
     <w:p>
@@ -422,31 +306,7 @@
           <w:sz w:val="19"/>
           <w:szCs w:val="24"/>
         </w:rPr>
-        <w:t>ACREEDOR: {</w:t>
-      </w:r>
-      <w:proofErr w:type="spellStart"/>
-      <w:proofErr w:type="gramStart"/>
-      <w:r>
-        <w:rPr>
-          <w:rFonts w:ascii="Arial" w:eastAsia="Times New Roman" w:hAnsi="Arial" w:cs="Arial"/>
-          <w:color w:val="000000"/>
-          <w:kern w:val="2"/>
-          <w:sz w:val="19"/>
-          <w:szCs w:val="24"/>
-        </w:rPr>
-        <w:t>custom.AFavor</w:t>
-      </w:r>
-      <w:proofErr w:type="spellEnd"/>
-      <w:proofErr w:type="gramEnd"/>
-      <w:r>
-        <w:rPr>
-          <w:rFonts w:ascii="Arial" w:eastAsia="Times New Roman" w:hAnsi="Arial" w:cs="Arial"/>
-          <w:color w:val="000000"/>
-          <w:kern w:val="2"/>
-          <w:sz w:val="19"/>
-          <w:szCs w:val="24"/>
-        </w:rPr>
-        <w:t>}</w:t>
+        <w:t>ACREEDOR: {custom.AFavor}</w:t>
       </w:r>
     </w:p>
     <w:p>
@@ -482,31 +342,7 @@
           <w:sz w:val="19"/>
           <w:szCs w:val="24"/>
         </w:rPr>
-        <w:t>NÚMERO DE FIANZA: {</w:t>
-      </w:r>
-      <w:proofErr w:type="spellStart"/>
-      <w:proofErr w:type="gramStart"/>
-      <w:r>
-        <w:rPr>
-          <w:rFonts w:ascii="Arial" w:eastAsia="Times New Roman" w:hAnsi="Arial" w:cs="Arial"/>
-          <w:color w:val="000000"/>
-          <w:kern w:val="2"/>
-          <w:sz w:val="19"/>
-          <w:szCs w:val="24"/>
-        </w:rPr>
-        <w:t>custom.NumeroFianza</w:t>
-      </w:r>
-      <w:proofErr w:type="spellEnd"/>
-      <w:proofErr w:type="gramEnd"/>
-      <w:r>
-        <w:rPr>
-          <w:rFonts w:ascii="Arial" w:eastAsia="Times New Roman" w:hAnsi="Arial" w:cs="Arial"/>
-          <w:color w:val="000000"/>
-          <w:kern w:val="2"/>
-          <w:sz w:val="19"/>
-          <w:szCs w:val="24"/>
-        </w:rPr>
-        <w:t>}</w:t>
+        <w:t>NÚMERO DE FIANZA: {custom.NumeroFianza}</w:t>
       </w:r>
     </w:p>
     <w:p>
@@ -560,33 +396,7 @@
           <w:sz w:val="19"/>
           <w:szCs w:val="24"/>
         </w:rPr>
-        <w:t>{</w:t>
-      </w:r>
-      <w:proofErr w:type="spellStart"/>
-      <w:proofErr w:type="gramStart"/>
-      <w:r>
-        <w:rPr>
-          <w:rFonts w:ascii="Arial" w:eastAsia="Times New Roman" w:hAnsi="Arial" w:cs="Arial"/>
-          <w:b/>
-          <w:color w:val="000000"/>
-          <w:kern w:val="2"/>
-          <w:sz w:val="19"/>
-          <w:szCs w:val="24"/>
-        </w:rPr>
-        <w:t>custom.FechaActoPublico</w:t>
-      </w:r>
-      <w:proofErr w:type="spellEnd"/>
-      <w:proofErr w:type="gramEnd"/>
-      <w:r>
-        <w:rPr>
-          <w:rFonts w:ascii="Arial" w:eastAsia="Times New Roman" w:hAnsi="Arial" w:cs="Arial"/>
-          <w:b/>
-          <w:color w:val="000000"/>
-          <w:kern w:val="2"/>
-          <w:sz w:val="19"/>
-          <w:szCs w:val="24"/>
-        </w:rPr>
-        <w:t>}</w:t>
+        <w:t>{custom.FechaActoPublico}</w:t>
       </w:r>
     </w:p>
     <w:p>
@@ -676,33 +486,7 @@
           <w:sz w:val="19"/>
           <w:szCs w:val="24"/>
         </w:rPr>
-        <w:t>{</w:t>
-      </w:r>
-      <w:proofErr w:type="spellStart"/>
-      <w:proofErr w:type="gramStart"/>
-      <w:r>
-        <w:rPr>
-          <w:rFonts w:ascii="Arial" w:eastAsia="Times New Roman" w:hAnsi="Arial" w:cs="Arial"/>
-          <w:b/>
-          <w:color w:val="000000"/>
-          <w:kern w:val="2"/>
-          <w:sz w:val="19"/>
-          <w:szCs w:val="24"/>
-        </w:rPr>
-        <w:t>custom.AFavor</w:t>
-      </w:r>
-      <w:proofErr w:type="spellEnd"/>
-      <w:proofErr w:type="gramEnd"/>
-      <w:r>
-        <w:rPr>
-          <w:rFonts w:ascii="Arial" w:eastAsia="Times New Roman" w:hAnsi="Arial" w:cs="Arial"/>
-          <w:b/>
-          <w:color w:val="000000"/>
-          <w:kern w:val="2"/>
-          <w:sz w:val="19"/>
-          <w:szCs w:val="24"/>
-        </w:rPr>
-        <w:t>}</w:t>
+        <w:t>{custom.AFavor}</w:t>
       </w:r>
     </w:p>
     <w:p>
@@ -882,33 +666,7 @@
           <w:sz w:val="19"/>
           <w:szCs w:val="24"/>
         </w:rPr>
-        <w:t>{</w:t>
-      </w:r>
-      <w:proofErr w:type="spellStart"/>
-      <w:proofErr w:type="gramStart"/>
-      <w:r>
-        <w:rPr>
-          <w:rFonts w:ascii="Arial" w:eastAsia="Times New Roman" w:hAnsi="Arial" w:cs="Arial"/>
-          <w:b/>
-          <w:color w:val="000000"/>
-          <w:kern w:val="2"/>
-          <w:sz w:val="19"/>
-          <w:szCs w:val="24"/>
-        </w:rPr>
-        <w:t>custom.DiasVigenciaTexto</w:t>
-      </w:r>
-      <w:proofErr w:type="spellEnd"/>
-      <w:proofErr w:type="gramEnd"/>
-      <w:r>
-        <w:rPr>
-          <w:rFonts w:ascii="Arial" w:eastAsia="Times New Roman" w:hAnsi="Arial" w:cs="Arial"/>
-          <w:b/>
-          <w:color w:val="000000"/>
-          <w:kern w:val="2"/>
-          <w:sz w:val="19"/>
-          <w:szCs w:val="24"/>
-        </w:rPr>
-        <w:t>}</w:t>
+        <w:t>{custom.DiasVigenciaTexto}</w:t>
       </w:r>
     </w:p>
     <w:p>
@@ -1787,29 +1545,7 @@
           <w:sz w:val="19"/>
           <w:szCs w:val="24"/>
         </w:rPr>
-        <w:t xml:space="preserve">Queda convenido, por otra parte, que </w:t>
-      </w:r>
-      <w:proofErr w:type="gramStart"/>
-      <w:r>
-        <w:rPr>
-          <w:rFonts w:ascii="Arial" w:eastAsia="Times New Roman" w:hAnsi="Arial" w:cs="Arial"/>
-          <w:color w:val="000000"/>
-          <w:kern w:val="2"/>
-          <w:sz w:val="19"/>
-          <w:szCs w:val="24"/>
-        </w:rPr>
-        <w:t>ésta</w:t>
-      </w:r>
-      <w:proofErr w:type="gramEnd"/>
-      <w:r>
-        <w:rPr>
-          <w:rFonts w:ascii="Arial" w:eastAsia="Times New Roman" w:hAnsi="Arial" w:cs="Arial"/>
-          <w:color w:val="000000"/>
-          <w:kern w:val="2"/>
-          <w:sz w:val="19"/>
-          <w:szCs w:val="24"/>
-        </w:rPr>
-        <w:t xml:space="preserve"> fianza quedará sin valor ni efecto alguno si </w:t>
+        <w:t xml:space="preserve">Queda convenido, por otra parte, que ésta fianza quedará sin valor ni efecto alguno si </w:t>
       </w:r>
       <w:r>
         <w:rPr>
@@ -2057,35 +1793,7 @@
           <w:sz w:val="19"/>
           <w:szCs w:val="24"/>
         </w:rPr>
-        <w:t>{</w:t>
-      </w:r>
-      <w:proofErr w:type="spellStart"/>
-      <w:proofErr w:type="gramStart"/>
-      <w:r>
-        <w:rPr>
-          <w:rFonts w:ascii="Arial" w:eastAsia="Times New Roman" w:hAnsi="Arial" w:cs="Arial"/>
-          <w:b/>
-          <w:bCs/>
-          <w:color w:val="000000"/>
-          <w:kern w:val="2"/>
-          <w:sz w:val="19"/>
-          <w:szCs w:val="24"/>
-        </w:rPr>
-        <w:t>custom.DiasVigencia</w:t>
-      </w:r>
-      <w:proofErr w:type="spellEnd"/>
-      <w:proofErr w:type="gramEnd"/>
-      <w:r>
-        <w:rPr>
-          <w:rFonts w:ascii="Arial" w:eastAsia="Times New Roman" w:hAnsi="Arial" w:cs="Arial"/>
-          <w:b/>
-          <w:bCs/>
-          <w:color w:val="000000"/>
-          <w:kern w:val="2"/>
-          <w:sz w:val="19"/>
-          <w:szCs w:val="24"/>
-        </w:rPr>
-        <w:t>}</w:t>
+        <w:t>{custom.DiasVigencia}</w:t>
       </w:r>
       <w:r>
         <w:rPr>
@@ -2218,6 +1926,16 @@
           <w:szCs w:val="24"/>
         </w:rPr>
         <w:t xml:space="preserve">EN FE DE LO CUAL, se suscribe este Contrato en la Ciudad de Panamá, República de Panamá, a los </w:t>
+      </w:r>
+      <w:r>
+        <w:rPr>
+          <w:rFonts w:ascii="Arial" w:eastAsia="Times New Roman" w:hAnsi="Arial" w:cs="Arial"/>
+          <w:color w:val="000000"/>
+          <w:kern w:val="2"/>
+          <w:sz w:val="19"/>
+          <w:szCs w:val="24"/>
+        </w:rPr>
+        <w:t>{custom.FechaActualTextoMin}</w:t>
       </w:r>
     </w:p>
     <w:p>
@@ -2608,29 +2326,7 @@
           <w:sz w:val="15"/>
           <w:szCs w:val="24"/>
         </w:rPr>
-        <w:t xml:space="preserve">Texto de Fianzas </w:t>
-      </w:r>
-      <w:proofErr w:type="gramStart"/>
-      <w:r>
-        <w:rPr>
-          <w:rFonts w:ascii="Arial" w:eastAsia="Times New Roman" w:hAnsi="Arial" w:cs="Arial"/>
-          <w:color w:val="000000"/>
-          <w:kern w:val="2"/>
-          <w:sz w:val="15"/>
-          <w:szCs w:val="24"/>
-        </w:rPr>
-        <w:t>de acuerdo a</w:t>
-      </w:r>
-      <w:proofErr w:type="gramEnd"/>
-      <w:r>
-        <w:rPr>
-          <w:rFonts w:ascii="Arial" w:eastAsia="Times New Roman" w:hAnsi="Arial" w:cs="Arial"/>
-          <w:color w:val="000000"/>
-          <w:kern w:val="2"/>
-          <w:sz w:val="15"/>
-          <w:szCs w:val="24"/>
-        </w:rPr>
-        <w:t xml:space="preserve"> modelo establecido por la Cámara de Comercio Internacional, </w:t>
+        <w:t xml:space="preserve">Texto de Fianzas de acuerdo a modelo establecido por la Cámara de Comercio Internacional, </w:t>
       </w:r>
     </w:p>
     <w:p>
